--- a/backend/uploads/certificate/template.docx
+++ b/backend/uploads/certificate/template.docx
@@ -121,7 +121,7 @@
           <w:color w:val="0F172A"/>
           <w:sz w:val="44"/>
         </w:rPr>
-        <w:t>{prenom} {nom}</w:t>
+        <w:t>{d.prenom} {d.nom}</w:t>
       </w:r>
     </w:p>
     <w:p>
@@ -137,7 +137,7 @@
           <w:color w:val="64748B"/>
           <w:sz w:val="20"/>
         </w:rPr>
-        <w:t>{email}</w:t>
+        <w:t>{d.email}</w:t>
       </w:r>
     </w:p>
     <w:p/>
@@ -180,7 +180,7 @@
           <w:color w:val="2363EB"/>
           <w:sz w:val="22"/>
         </w:rPr>
-        <w:t>{date_debut}</w:t>
+        <w:t>{d.date_debut}</w:t>
       </w:r>
       <w:r>
         <w:rPr>
@@ -200,7 +200,7 @@
           <w:color w:val="2363EB"/>
           <w:sz w:val="22"/>
         </w:rPr>
-        <w:t>{date_fin}</w:t>
+        <w:t>{d.date_fin}</w:t>
       </w:r>
       <w:r>
         <w:rPr>
@@ -231,17 +231,43 @@
     </w:p>
     <w:p>
       <w:pPr>
-        <w:spacing w:before="0" w:after="0"/>
+        <w:spacing w:before="40" w:after="40"/>
+      </w:pPr>
+      <w:r>
+        <w:rPr>
+          <w:rFonts w:ascii="Calibri" w:hAnsi="Calibri"/>
+          <w:b/>
+          <w:i w:val="0"/>
+          <w:color w:val="2363EB"/>
+          <w:sz w:val="22"/>
+        </w:rPr>
+        <w:t xml:space="preserve">▸  </w:t>
+      </w:r>
+      <w:r>
+        <w:rPr>
+          <w:rFonts w:ascii="Calibri" w:hAnsi="Calibri"/>
+          <w:b/>
+          <w:i w:val="0"/>
+          <w:color w:val="0F172A"/>
+          <w:sz w:val="22"/>
+        </w:rPr>
+        <w:t>{d.ateliers[i].titre}</w:t>
+      </w:r>
+    </w:p>
+    <w:p>
+      <w:pPr>
+        <w:spacing w:before="0" w:after="20"/>
+        <w:ind w:left="360"/>
       </w:pPr>
       <w:r>
         <w:rPr>
           <w:rFonts w:ascii="Calibri" w:hAnsi="Calibri"/>
           <w:b w:val="0"/>
-          <w:i w:val="0"/>
-          <w:color w:val="FFFFFF"/>
-          <w:sz w:val="2"/>
+          <w:i/>
+          <w:color w:val="64748B"/>
+          <w:sz w:val="18"/>
         </w:rPr>
-        <w:t>{#ateliers}</w:t>
+        <w:t>{d.ateliers[i].categories}</w:t>
       </w:r>
     </w:p>
     <w:p>
@@ -266,7 +292,7 @@
           <w:color w:val="0F172A"/>
           <w:sz w:val="22"/>
         </w:rPr>
-        <w:t>{titre}</w:t>
+        <w:t>{d.ateliers[i+1].titre}</w:t>
       </w:r>
     </w:p>
     <w:p>
@@ -282,22 +308,7 @@
           <w:color w:val="64748B"/>
           <w:sz w:val="18"/>
         </w:rPr>
-        <w:t>{categories}</w:t>
-      </w:r>
-    </w:p>
-    <w:p>
-      <w:pPr>
-        <w:spacing w:before="0" w:after="0"/>
-      </w:pPr>
-      <w:r>
-        <w:rPr>
-          <w:rFonts w:ascii="Calibri" w:hAnsi="Calibri"/>
-          <w:b w:val="0"/>
-          <w:i w:val="0"/>
-          <w:color w:val="FFFFFF"/>
-          <w:sz w:val="2"/>
-        </w:rPr>
-        <w:t>{/ateliers}</w:t>
+        <w:t>{d.ateliers[i+1].categories}</w:t>
       </w:r>
     </w:p>
     <w:p/>
@@ -359,7 +370,7 @@
                 <w:color w:val="0F172A"/>
                 <w:sz w:val="20"/>
               </w:rPr>
-              <w:t>{date_emission}</w:t>
+              <w:t>{d.date_emission}</w:t>
             </w:r>
           </w:p>
         </w:tc>
